--- a/ใบเสนอราคา.docx
+++ b/ใบเสนอราคา.docx
@@ -898,7 +898,7 @@
                 <w:szCs w:val="32"/>
                 <w:cs/>
               </w:rPr>
-              <w:t>เครื่องพิมพ์ Canon MP258 พร้อม Tank เลขที่ ขบ.130/001/2553</w:t>
+              <w:t>เครื่องพิมพ์ ยี่ห้อ Canon รุ่น MP258 พร้อมติดตั้งระบบหมึก Tank เลขที่ ขบ.130/001/2553</w:t>
             </w:r>
           </w:p>
         </w:tc>
@@ -1043,7 +1043,7 @@
                 <w:szCs w:val="32"/>
                 <w:cs/>
               </w:rPr>
-              <w:t>เครื่องคอมพิวเตอร์ตั้งโต๊ะ Acer Aspire TC-780 Series เลขที่ ขบ.267/001/2562</w:t>
+              <w:t>เครื่องคอมพิวเตอร์ตั้งโต๊ะ ยี่ห้อ Acer รุ่น Aspire TC-780 Series เลขที่ ขบ.267/001/2562</w:t>
             </w:r>
           </w:p>
         </w:tc>
@@ -1187,7 +1187,7 @@
                 <w:szCs w:val="32"/>
                 <w:cs/>
               </w:rPr>
-              <w:t>เครื่องคอมพิวเตอร์ All in One สำหรับประมวลผล เลขที่ ขบ.269/001/2562, ขบ.269/002/2562, ขบ.269/003/2562, ขบ.269/004/2562 และ ขบ.269/008/2562</w:t>
+              <w:t>เครื่องคอมพิวเตอร์ All-in-One สำหรับประมวลผล ยี่ห้อ Acer รุ่น Veriton Z4660G เลขที่ ขบ.269/001/2562, ขบ.269/002/2562, ขบ.269/003/2562, ขบ.269/004/2562 และ ขบ.269/008/2562</w:t>
             </w:r>
           </w:p>
         </w:tc>
@@ -1331,7 +1331,7 @@
                 <w:szCs w:val="32"/>
                 <w:cs/>
               </w:rPr>
-              <w:t>เครื่องพิมพ์ชนิดเลเซอร์หรือชนิด LED ขาวดำ ชนิด Network แบบที่ 2 เลขที่ ขบ.274/001/2562</w:t>
+              <w:t>เครื่องพิมพ์ชนิดเลเซอร์หรือชนิด LED ขาวดำ ชนิด Network แบบที่ ๒ เลขที่ ขบ.274/001/2562</w:t>
             </w:r>
           </w:p>
         </w:tc>
@@ -1475,7 +1475,7 @@
                 <w:szCs w:val="32"/>
                 <w:cs/>
               </w:rPr>
-              <w:t>เครื่องคอมพิวเตอร์ รุ่น HP Elitedesk 705 q2 SFF เลขที่ ขบ.325/002/2568, ขบ.325/003/2568, ขบ.325/004/2568, ขบ.325/007/2568, ขบ.325/008/2568, ขบ.325/009/2568, ขบ.325/010/2568, ขบ.325/014/2568, ขบ.325/015/2568, ขบ.325/016/2568, ขบ.325/017/2568 และ ขบ.325/018/2568</w:t>
+              <w:t>เครื่องคอมพิวเตอร์ตั้งโต๊ะ ยี่ห้อ HP รุ่น EliteDesk 705 G2 SFF เลขที่ ขบ.325/002/2568, ขบ.325/003/2568, ขบ.325/004/2568, ขบ.325/007/2568, ขบ.325/008/2568, ขบ.325/009/2568, ขบ.325/010/2568, ขบ.325/014/2568, ขบ.325/015/2568, ขบ.325/016/2568, ขบ.325/017/2568 และ ขบ.325/018/2568</w:t>
             </w:r>
           </w:p>
         </w:tc>
@@ -1619,7 +1619,7 @@
                 <w:szCs w:val="32"/>
                 <w:cs/>
               </w:rPr>
-              <w:t>จอคอมพิวเตอร์ HP เลขที่ ขบ.325/006/2568</w:t>
+              <w:t>จอภาพคอมพิวเตอร์ ยี่ห้อ HP รุ่น V242 เลขที่ ขบ.325/006/2568</w:t>
             </w:r>
           </w:p>
         </w:tc>
@@ -1912,7 +1912,7 @@
                 <w:szCs w:val="32"/>
                 <w:cs/>
               </w:rPr>
-              <w:t>เก้าอี้พลาสติกพนักพิง เลขที่ ขบ.170/149/2556 และ ขบ.170/120/2556</w:t>
+              <w:t>เก้าอี้พลาสติกมีพนักพิง เลขที่ ขบ.170/149/2556 และ ขบ.170/120/2556</w:t>
             </w:r>
           </w:p>
         </w:tc>

--- a/ใบเสนอราคา.docx
+++ b/ใบเสนอราคา.docx
@@ -1475,7 +1475,7 @@
                 <w:szCs w:val="32"/>
                 <w:cs/>
               </w:rPr>
-              <w:t>เครื่องคอมพิวเตอร์ตั้งโต๊ะ ยี่ห้อ HP รุ่น EliteDesk 705 G2 SFF เลขที่ ขบ.325/002/2568, ขบ.325/003/2568, ขบ.325/004/2568, ขบ.325/007/2568, ขบ.325/008/2568, ขบ.325/009/2568, ขบ.325/010/2568, ขบ.325/014/2568, ขบ.325/015/2568, ขบ.325/016/2568, ขบ.325/017/2568 และ ขบ.325/018/2568</w:t>
+              <w:t>เครื่องคอมพิวเตอร์ตั้งโต๊ะ ยี่ห้อ HP รุ่น EliteDesk 705 G2 SFF พร้อมอุปกรณ์ประกอบ ได้แก่ จอภาพคอมพิวเตอร์ ยี่ห้อ HP รุ่น V1936 จำนวน ๑๐ จอ รุ่น V242 จำนวน ๑๐ จอ แป้นพิมพ์ (Keyboard) รุ่น KU-1156 จำนวน ๒๐ ตัว และเมาส์ ยี่ห้อ HP จำนวน ๒๐ ตัว เลขที่ ขบ.325/002/2568, ขบ.325/003/2568, ขบ.325/004/2568, ขบ.325/007/2568, ขบ.325/008/2568, ขบ.325/009/2568, ขบ.325/010/2568, ขบ.325/014/2568, ขบ.325/015/2568, ขบ.325/016/2568, ขบ.325/017/2568 และ ขบ.325/018/2568</w:t>
             </w:r>
           </w:p>
         </w:tc>

--- a/ใบเสนอราคา.docx
+++ b/ใบเสนอราคา.docx
@@ -1475,7 +1475,7 @@
                 <w:szCs w:val="32"/>
                 <w:cs/>
               </w:rPr>
-              <w:t>เครื่องคอมพิวเตอร์ตั้งโต๊ะ ยี่ห้อ HP รุ่น EliteDesk 705 G2 SFF พร้อมอุปกรณ์ประกอบ ได้แก่ จอภาพคอมพิวเตอร์ ยี่ห้อ HP รุ่น V1936 จำนวน ๑๐ จอ รุ่น V242 จำนวน ๑๐ จอ แป้นพิมพ์ (Keyboard) รุ่น KU-1156 จำนวน ๒๐ ตัว และเมาส์ ยี่ห้อ HP จำนวน ๒๐ ตัว เลขที่ ขบ.325/002/2568, ขบ.325/003/2568, ขบ.325/004/2568, ขบ.325/007/2568, ขบ.325/008/2568, ขบ.325/009/2568, ขบ.325/010/2568, ขบ.325/014/2568, ขบ.325/015/2568, ขบ.325/016/2568, ขบ.325/017/2568 และ ขบ.325/018/2568</w:t>
+              <w:t>เครื่องคอมพิวเตอร์ตั้งโต๊ะ ยี่ห้อ HP รุ่น EliteDesk 705 G2 SFF เลขที่ ขบ.325/002/2568, ขบ.325/003/2568, ขบ.325/004/2568, ขบ.325/007/2568, ขบ.325/008/2568, ขบ.325/009/2568, ขบ.325/010/2568, ขบ.325/014/2568, ขบ.325/015/2568, ขบ.325/016/2568, ขบ.325/017/2568 และ ขบ.325/018/2568</w:t>
             </w:r>
           </w:p>
         </w:tc>
